--- a/ЛР4/Отчет_ЛР4.docx
+++ b/ЛР4/Отчет_ЛР4.docx
@@ -1,6 +1,6 @@
 
 <file path=word/document.xml><?xml version="1.0" encoding="utf-8"?>
-<w:document xmlns:wpc="http://schemas.microsoft.com/office/word/2010/wordprocessingCanvas" xmlns:cx="http://schemas.microsoft.com/office/drawing/2014/chartex" xmlns:cx1="http://schemas.microsoft.com/office/drawing/2015/9/8/chartex" xmlns:cx2="http://schemas.microsoft.com/office/drawing/2015/10/21/chartex" xmlns:cx3="http://schemas.microsoft.com/office/drawing/2016/5/9/chartex" xmlns:cx4="http://schemas.microsoft.com/office/drawing/2016/5/10/chartex" xmlns:cx5="http://schemas.microsoft.com/office/drawing/2016/5/11/chartex" xmlns:cx6="http://schemas.microsoft.com/office/drawing/2016/5/12/chartex" xmlns:cx7="http://schemas.microsoft.com/office/drawing/2016/5/13/chartex" xmlns:cx8="http://schemas.microsoft.com/office/drawing/2016/5/14/chartex" xmlns:mc="http://schemas.openxmlformats.org/markup-compatibility/2006" xmlns:aink="http://schemas.microsoft.com/office/drawing/2016/ink" xmlns:am3d="http://schemas.microsoft.com/office/drawing/2017/model3d" xmlns:o="urn:schemas-microsoft-com:office:office" xmlns:oel="http://schemas.microsoft.com/office/2019/extlst" xmlns:r="http://schemas.openxmlformats.org/officeDocument/2006/relationships" xmlns:m="http://schemas.openxmlformats.org/officeDocument/2006/math" xmlns:v="urn:schemas-microsoft-com:vml" xmlns:wp14="http://schemas.microsoft.com/office/word/2010/wordprocessingDrawing" xmlns:wp="http://schemas.openxmlformats.org/drawingml/2006/wordprocessingDrawing" xmlns:w10="urn:schemas-microsoft-com:office:word" xmlns:w="http://schemas.openxmlformats.org/wordprocessingml/2006/main" xmlns:w14="http://schemas.microsoft.com/office/word/2010/wordml" xmlns:w15="http://schemas.microsoft.com/office/word/2012/wordml" xmlns:w16cex="http://schemas.microsoft.com/office/word/2018/wordml/cex" xmlns:w16cid="http://schemas.microsoft.com/office/word/2016/wordml/cid" xmlns:w16="http://schemas.microsoft.com/office/word/2018/wordml" xmlns:w16du="http://schemas.microsoft.com/office/word/2023/wordml/word16du" xmlns:w16sdtdh="http://schemas.microsoft.com/office/word/2020/wordml/sdtdatahash" xmlns:w16sdtfl="http://schemas.microsoft.com/office/word/2024/wordml/sdtformatlock" xmlns:w16se="http://schemas.microsoft.com/office/word/2015/wordml/symex" xmlns:wpg="http://schemas.microsoft.com/office/word/2010/wordprocessingGroup" xmlns:wpi="http://schemas.microsoft.com/office/word/2010/wordprocessingInk" xmlns:wne="http://schemas.microsoft.com/office/word/2006/wordml" xmlns:wps="http://schemas.microsoft.com/office/word/2010/wordprocessingShape" mc:Ignorable="w14 w15 w16se w16cid w16 w16cex w16sdtdh w16sdtfl w16du wp14">
+<w:document xmlns:wpc="http://schemas.microsoft.com/office/word/2010/wordprocessingCanvas" xmlns:cx="http://schemas.microsoft.com/office/drawing/2014/chartex" xmlns:cx1="http://schemas.microsoft.com/office/drawing/2015/9/8/chartex" xmlns:cx2="http://schemas.microsoft.com/office/drawing/2015/10/21/chartex" xmlns:cx3="http://schemas.microsoft.com/office/drawing/2016/5/9/chartex" xmlns:cx4="http://schemas.microsoft.com/office/drawing/2016/5/10/chartex" xmlns:cx5="http://schemas.microsoft.com/office/drawing/2016/5/11/chartex" xmlns:cx6="http://schemas.microsoft.com/office/drawing/2016/5/12/chartex" xmlns:cx7="http://schemas.microsoft.com/office/drawing/2016/5/13/chartex" xmlns:cx8="http://schemas.microsoft.com/office/drawing/2016/5/14/chartex" xmlns:mc="http://schemas.openxmlformats.org/markup-compatibility/2006" xmlns:aink="http://schemas.microsoft.com/office/drawing/2016/ink" xmlns:am3d="http://schemas.microsoft.com/office/drawing/2017/model3d" xmlns:o="urn:schemas-microsoft-com:office:office" xmlns:oel="http://schemas.microsoft.com/office/2019/extlst" xmlns:r="http://schemas.openxmlformats.org/officeDocument/2006/relationships" xmlns:m="http://schemas.openxmlformats.org/officeDocument/2006/math" xmlns:v="urn:schemas-microsoft-com:vml" xmlns:wp14="http://schemas.microsoft.com/office/word/2010/wordprocessingDrawing" xmlns:wp="http://schemas.openxmlformats.org/drawingml/2006/wordprocessingDrawing" xmlns:w10="urn:schemas-microsoft-com:office:word" xmlns:w="http://schemas.openxmlformats.org/wordprocessingml/2006/main" xmlns:w14="http://schemas.microsoft.com/office/word/2010/wordml" xmlns:w15="http://schemas.microsoft.com/office/word/2012/wordml" xmlns:w16cex="http://schemas.microsoft.com/office/word/2018/wordml/cex" xmlns:w16cid="http://schemas.microsoft.com/office/word/2016/wordml/cid" xmlns:w16="http://schemas.microsoft.com/office/word/2018/wordml" xmlns:w16sdtdh="http://schemas.microsoft.com/office/word/2020/wordml/sdtdatahash" xmlns:w16se="http://schemas.microsoft.com/office/word/2015/wordml/symex" xmlns:wpg="http://schemas.microsoft.com/office/word/2010/wordprocessingGroup" xmlns:wpi="http://schemas.microsoft.com/office/word/2010/wordprocessingInk" xmlns:wne="http://schemas.microsoft.com/office/word/2006/wordml" xmlns:wps="http://schemas.microsoft.com/office/word/2010/wordprocessingShape" mc:Ignorable="w14 w15 w16se w16cid w16 w16cex w16sdtdh wp14">
   <w:body>
     <w:p>
       <w:pPr>
@@ -143,7 +143,7 @@
         <w:t>доцент</w:t>
       </w:r>
       <w:r>
-        <w:t xml:space="preserve">                                                                                  Басалов Ю.А.  </w:t>
+        <w:t xml:space="preserve">                                                                           Басалов Ю.А.  </w:t>
       </w:r>
     </w:p>
     <w:p>
@@ -284,12 +284,6 @@
         <w:gridCol w:w="4955"/>
       </w:tblGrid>
       <w:tr>
-        <w:tblPrEx>
-          <w:tblCellMar>
-            <w:top w:w="0" w:type="dxa"/>
-            <w:bottom w:w="0" w:type="dxa"/>
-          </w:tblCellMar>
-        </w:tblPrEx>
         <w:trPr>
           <w:cantSplit/>
         </w:trPr>
@@ -352,12 +346,6 @@
         </w:tc>
       </w:tr>
       <w:tr>
-        <w:tblPrEx>
-          <w:tblCellMar>
-            <w:top w:w="0" w:type="dxa"/>
-            <w:bottom w:w="0" w:type="dxa"/>
-          </w:tblCellMar>
-        </w:tblPrEx>
         <w:trPr>
           <w:cantSplit/>
         </w:trPr>
@@ -414,12 +402,6 @@
         </w:tc>
       </w:tr>
       <w:tr>
-        <w:tblPrEx>
-          <w:tblCellMar>
-            <w:top w:w="0" w:type="dxa"/>
-            <w:bottom w:w="0" w:type="dxa"/>
-          </w:tblCellMar>
-        </w:tblPrEx>
         <w:trPr>
           <w:cantSplit/>
         </w:trPr>
@@ -476,12 +458,6 @@
         </w:tc>
       </w:tr>
       <w:tr>
-        <w:tblPrEx>
-          <w:tblCellMar>
-            <w:top w:w="0" w:type="dxa"/>
-            <w:bottom w:w="0" w:type="dxa"/>
-          </w:tblCellMar>
-        </w:tblPrEx>
         <w:trPr>
           <w:cantSplit/>
         </w:trPr>
@@ -538,12 +514,6 @@
         </w:tc>
       </w:tr>
       <w:tr>
-        <w:tblPrEx>
-          <w:tblCellMar>
-            <w:top w:w="0" w:type="dxa"/>
-            <w:bottom w:w="0" w:type="dxa"/>
-          </w:tblCellMar>
-        </w:tblPrEx>
         <w:trPr>
           <w:cantSplit/>
         </w:trPr>
@@ -600,12 +570,6 @@
         </w:tc>
       </w:tr>
       <w:tr>
-        <w:tblPrEx>
-          <w:tblCellMar>
-            <w:top w:w="0" w:type="dxa"/>
-            <w:bottom w:w="0" w:type="dxa"/>
-          </w:tblCellMar>
-        </w:tblPrEx>
         <w:trPr>
           <w:cantSplit/>
         </w:trPr>
@@ -662,12 +626,6 @@
         </w:tc>
       </w:tr>
       <w:tr>
-        <w:tblPrEx>
-          <w:tblCellMar>
-            <w:top w:w="0" w:type="dxa"/>
-            <w:bottom w:w="0" w:type="dxa"/>
-          </w:tblCellMar>
-        </w:tblPrEx>
         <w:trPr>
           <w:cantSplit/>
         </w:trPr>
@@ -724,12 +682,6 @@
         </w:tc>
       </w:tr>
       <w:tr>
-        <w:tblPrEx>
-          <w:tblCellMar>
-            <w:top w:w="0" w:type="dxa"/>
-            <w:bottom w:w="0" w:type="dxa"/>
-          </w:tblCellMar>
-        </w:tblPrEx>
         <w:trPr>
           <w:cantSplit/>
         </w:trPr>
@@ -827,12 +779,6 @@
         </w:tc>
       </w:tr>
       <w:tr>
-        <w:tblPrEx>
-          <w:tblCellMar>
-            <w:top w:w="0" w:type="dxa"/>
-            <w:bottom w:w="0" w:type="dxa"/>
-          </w:tblCellMar>
-        </w:tblPrEx>
         <w:trPr>
           <w:cantSplit/>
         </w:trPr>
@@ -889,12 +835,6 @@
         </w:tc>
       </w:tr>
       <w:tr>
-        <w:tblPrEx>
-          <w:tblCellMar>
-            <w:top w:w="0" w:type="dxa"/>
-            <w:bottom w:w="0" w:type="dxa"/>
-          </w:tblCellMar>
-        </w:tblPrEx>
         <w:trPr>
           <w:cantSplit/>
         </w:trPr>
@@ -1031,12 +971,6 @@
         <w:gridCol w:w="6305"/>
       </w:tblGrid>
       <w:tr>
-        <w:tblPrEx>
-          <w:tblCellMar>
-            <w:top w:w="0" w:type="dxa"/>
-            <w:bottom w:w="0" w:type="dxa"/>
-          </w:tblCellMar>
-        </w:tblPrEx>
         <w:trPr>
           <w:cantSplit/>
         </w:trPr>
@@ -1080,12 +1014,6 @@
         </w:tc>
       </w:tr>
       <w:tr>
-        <w:tblPrEx>
-          <w:tblCellMar>
-            <w:top w:w="0" w:type="dxa"/>
-            <w:bottom w:w="0" w:type="dxa"/>
-          </w:tblCellMar>
-        </w:tblPrEx>
         <w:trPr>
           <w:cantSplit/>
         </w:trPr>
@@ -1125,12 +1053,6 @@
         </w:tc>
       </w:tr>
       <w:tr>
-        <w:tblPrEx>
-          <w:tblCellMar>
-            <w:top w:w="0" w:type="dxa"/>
-            <w:bottom w:w="0" w:type="dxa"/>
-          </w:tblCellMar>
-        </w:tblPrEx>
         <w:trPr>
           <w:cantSplit/>
         </w:trPr>
@@ -1204,12 +1126,6 @@
         </w:tc>
       </w:tr>
       <w:tr>
-        <w:tblPrEx>
-          <w:tblCellMar>
-            <w:top w:w="0" w:type="dxa"/>
-            <w:bottom w:w="0" w:type="dxa"/>
-          </w:tblCellMar>
-        </w:tblPrEx>
         <w:trPr>
           <w:cantSplit/>
         </w:trPr>
@@ -1249,12 +1165,6 @@
         </w:tc>
       </w:tr>
       <w:tr>
-        <w:tblPrEx>
-          <w:tblCellMar>
-            <w:top w:w="0" w:type="dxa"/>
-            <w:bottom w:w="0" w:type="dxa"/>
-          </w:tblCellMar>
-        </w:tblPrEx>
         <w:trPr>
           <w:cantSplit/>
         </w:trPr>
@@ -1294,12 +1204,6 @@
         </w:tc>
       </w:tr>
       <w:tr>
-        <w:tblPrEx>
-          <w:tblCellMar>
-            <w:top w:w="0" w:type="dxa"/>
-            <w:bottom w:w="0" w:type="dxa"/>
-          </w:tblCellMar>
-        </w:tblPrEx>
         <w:trPr>
           <w:cantSplit/>
         </w:trPr>
@@ -1339,12 +1243,6 @@
         </w:tc>
       </w:tr>
       <w:tr>
-        <w:tblPrEx>
-          <w:tblCellMar>
-            <w:top w:w="0" w:type="dxa"/>
-            <w:bottom w:w="0" w:type="dxa"/>
-          </w:tblCellMar>
-        </w:tblPrEx>
         <w:trPr>
           <w:cantSplit/>
         </w:trPr>
@@ -1384,12 +1282,6 @@
         </w:tc>
       </w:tr>
       <w:tr>
-        <w:tblPrEx>
-          <w:tblCellMar>
-            <w:top w:w="0" w:type="dxa"/>
-            <w:bottom w:w="0" w:type="dxa"/>
-          </w:tblCellMar>
-        </w:tblPrEx>
         <w:trPr>
           <w:cantSplit/>
         </w:trPr>
@@ -1429,12 +1321,6 @@
         </w:tc>
       </w:tr>
       <w:tr>
-        <w:tblPrEx>
-          <w:tblCellMar>
-            <w:top w:w="0" w:type="dxa"/>
-            <w:bottom w:w="0" w:type="dxa"/>
-          </w:tblCellMar>
-        </w:tblPrEx>
         <w:trPr>
           <w:cantSplit/>
         </w:trPr>
@@ -1474,12 +1360,6 @@
         </w:tc>
       </w:tr>
       <w:tr>
-        <w:tblPrEx>
-          <w:tblCellMar>
-            <w:top w:w="0" w:type="dxa"/>
-            <w:bottom w:w="0" w:type="dxa"/>
-          </w:tblCellMar>
-        </w:tblPrEx>
         <w:trPr>
           <w:cantSplit/>
         </w:trPr>
@@ -1590,12 +1470,6 @@
         </w:tc>
       </w:tr>
       <w:tr>
-        <w:tblPrEx>
-          <w:tblCellMar>
-            <w:top w:w="0" w:type="dxa"/>
-            <w:bottom w:w="0" w:type="dxa"/>
-          </w:tblCellMar>
-        </w:tblPrEx>
         <w:trPr>
           <w:cantSplit/>
         </w:trPr>
@@ -1661,12 +1535,6 @@
         </w:tc>
       </w:tr>
       <w:tr>
-        <w:tblPrEx>
-          <w:tblCellMar>
-            <w:top w:w="0" w:type="dxa"/>
-            <w:bottom w:w="0" w:type="dxa"/>
-          </w:tblCellMar>
-        </w:tblPrEx>
         <w:trPr>
           <w:cantSplit/>
         </w:trPr>
@@ -9716,7 +9584,7 @@
 </file>
 
 <file path=word/endnotes.xml><?xml version="1.0" encoding="utf-8"?>
-<w:endnotes xmlns:wpc="http://schemas.microsoft.com/office/word/2010/wordprocessingCanvas" xmlns:cx="http://schemas.microsoft.com/office/drawing/2014/chartex" xmlns:cx1="http://schemas.microsoft.com/office/drawing/2015/9/8/chartex" xmlns:cx2="http://schemas.microsoft.com/office/drawing/2015/10/21/chartex" xmlns:cx3="http://schemas.microsoft.com/office/drawing/2016/5/9/chartex" xmlns:cx4="http://schemas.microsoft.com/office/drawing/2016/5/10/chartex" xmlns:cx5="http://schemas.microsoft.com/office/drawing/2016/5/11/chartex" xmlns:cx6="http://schemas.microsoft.com/office/drawing/2016/5/12/chartex" xmlns:cx7="http://schemas.microsoft.com/office/drawing/2016/5/13/chartex" xmlns:cx8="http://schemas.microsoft.com/office/drawing/2016/5/14/chartex" xmlns:mc="http://schemas.openxmlformats.org/markup-compatibility/2006" xmlns:aink="http://schemas.microsoft.com/office/drawing/2016/ink" xmlns:am3d="http://schemas.microsoft.com/office/drawing/2017/model3d" xmlns:o="urn:schemas-microsoft-com:office:office" xmlns:oel="http://schemas.microsoft.com/office/2019/extlst" xmlns:r="http://schemas.openxmlformats.org/officeDocument/2006/relationships" xmlns:m="http://schemas.openxmlformats.org/officeDocument/2006/math" xmlns:v="urn:schemas-microsoft-com:vml" xmlns:wp14="http://schemas.microsoft.com/office/word/2010/wordprocessingDrawing" xmlns:wp="http://schemas.openxmlformats.org/drawingml/2006/wordprocessingDrawing" xmlns:w10="urn:schemas-microsoft-com:office:word" xmlns:w="http://schemas.openxmlformats.org/wordprocessingml/2006/main" xmlns:w14="http://schemas.microsoft.com/office/word/2010/wordml" xmlns:w15="http://schemas.microsoft.com/office/word/2012/wordml" xmlns:w16cex="http://schemas.microsoft.com/office/word/2018/wordml/cex" xmlns:w16cid="http://schemas.microsoft.com/office/word/2016/wordml/cid" xmlns:w16="http://schemas.microsoft.com/office/word/2018/wordml" xmlns:w16du="http://schemas.microsoft.com/office/word/2023/wordml/word16du" xmlns:w16sdtdh="http://schemas.microsoft.com/office/word/2020/wordml/sdtdatahash" xmlns:w16sdtfl="http://schemas.microsoft.com/office/word/2024/wordml/sdtformatlock" xmlns:w16se="http://schemas.microsoft.com/office/word/2015/wordml/symex" xmlns:wpg="http://schemas.microsoft.com/office/word/2010/wordprocessingGroup" xmlns:wpi="http://schemas.microsoft.com/office/word/2010/wordprocessingInk" xmlns:wne="http://schemas.microsoft.com/office/word/2006/wordml" xmlns:wps="http://schemas.microsoft.com/office/word/2010/wordprocessingShape" mc:Ignorable="w14 w15 w16se w16cid w16 w16cex w16sdtdh w16sdtfl w16du wp14">
+<w:endnotes xmlns:wpc="http://schemas.microsoft.com/office/word/2010/wordprocessingCanvas" xmlns:cx="http://schemas.microsoft.com/office/drawing/2014/chartex" xmlns:cx1="http://schemas.microsoft.com/office/drawing/2015/9/8/chartex" xmlns:cx2="http://schemas.microsoft.com/office/drawing/2015/10/21/chartex" xmlns:cx3="http://schemas.microsoft.com/office/drawing/2016/5/9/chartex" xmlns:cx4="http://schemas.microsoft.com/office/drawing/2016/5/10/chartex" xmlns:cx5="http://schemas.microsoft.com/office/drawing/2016/5/11/chartex" xmlns:cx6="http://schemas.microsoft.com/office/drawing/2016/5/12/chartex" xmlns:cx7="http://schemas.microsoft.com/office/drawing/2016/5/13/chartex" xmlns:cx8="http://schemas.microsoft.com/office/drawing/2016/5/14/chartex" xmlns:mc="http://schemas.openxmlformats.org/markup-compatibility/2006" xmlns:aink="http://schemas.microsoft.com/office/drawing/2016/ink" xmlns:am3d="http://schemas.microsoft.com/office/drawing/2017/model3d" xmlns:o="urn:schemas-microsoft-com:office:office" xmlns:oel="http://schemas.microsoft.com/office/2019/extlst" xmlns:r="http://schemas.openxmlformats.org/officeDocument/2006/relationships" xmlns:m="http://schemas.openxmlformats.org/officeDocument/2006/math" xmlns:v="urn:schemas-microsoft-com:vml" xmlns:wp14="http://schemas.microsoft.com/office/word/2010/wordprocessingDrawing" xmlns:wp="http://schemas.openxmlformats.org/drawingml/2006/wordprocessingDrawing" xmlns:w10="urn:schemas-microsoft-com:office:word" xmlns:w="http://schemas.openxmlformats.org/wordprocessingml/2006/main" xmlns:w14="http://schemas.microsoft.com/office/word/2010/wordml" xmlns:w15="http://schemas.microsoft.com/office/word/2012/wordml" xmlns:w16cex="http://schemas.microsoft.com/office/word/2018/wordml/cex" xmlns:w16cid="http://schemas.microsoft.com/office/word/2016/wordml/cid" xmlns:w16="http://schemas.microsoft.com/office/word/2018/wordml" xmlns:w16sdtdh="http://schemas.microsoft.com/office/word/2020/wordml/sdtdatahash" xmlns:w16se="http://schemas.microsoft.com/office/word/2015/wordml/symex" xmlns:wpg="http://schemas.microsoft.com/office/word/2010/wordprocessingGroup" xmlns:wpi="http://schemas.microsoft.com/office/word/2010/wordprocessingInk" xmlns:wne="http://schemas.microsoft.com/office/word/2006/wordml" xmlns:wps="http://schemas.microsoft.com/office/word/2010/wordprocessingShape" mc:Ignorable="w14 w15 w16se w16cid w16 w16cex w16sdtdh wp14">
   <w:endnote w:type="separator" w:id="-1">
     <w:p>
       <w:pPr>
@@ -9741,7 +9609,7 @@
 </file>
 
 <file path=word/footer1.xml><?xml version="1.0" encoding="utf-8"?>
-<w:ftr xmlns:wpc="http://schemas.microsoft.com/office/word/2010/wordprocessingCanvas" xmlns:cx="http://schemas.microsoft.com/office/drawing/2014/chartex" xmlns:cx1="http://schemas.microsoft.com/office/drawing/2015/9/8/chartex" xmlns:cx2="http://schemas.microsoft.com/office/drawing/2015/10/21/chartex" xmlns:cx3="http://schemas.microsoft.com/office/drawing/2016/5/9/chartex" xmlns:cx4="http://schemas.microsoft.com/office/drawing/2016/5/10/chartex" xmlns:cx5="http://schemas.microsoft.com/office/drawing/2016/5/11/chartex" xmlns:cx6="http://schemas.microsoft.com/office/drawing/2016/5/12/chartex" xmlns:cx7="http://schemas.microsoft.com/office/drawing/2016/5/13/chartex" xmlns:cx8="http://schemas.microsoft.com/office/drawing/2016/5/14/chartex" xmlns:mc="http://schemas.openxmlformats.org/markup-compatibility/2006" xmlns:aink="http://schemas.microsoft.com/office/drawing/2016/ink" xmlns:am3d="http://schemas.microsoft.com/office/drawing/2017/model3d" xmlns:o="urn:schemas-microsoft-com:office:office" xmlns:oel="http://schemas.microsoft.com/office/2019/extlst" xmlns:r="http://schemas.openxmlformats.org/officeDocument/2006/relationships" xmlns:m="http://schemas.openxmlformats.org/officeDocument/2006/math" xmlns:v="urn:schemas-microsoft-com:vml" xmlns:wp14="http://schemas.microsoft.com/office/word/2010/wordprocessingDrawing" xmlns:wp="http://schemas.openxmlformats.org/drawingml/2006/wordprocessingDrawing" xmlns:w10="urn:schemas-microsoft-com:office:word" xmlns:w="http://schemas.openxmlformats.org/wordprocessingml/2006/main" xmlns:w14="http://schemas.microsoft.com/office/word/2010/wordml" xmlns:w15="http://schemas.microsoft.com/office/word/2012/wordml" xmlns:w16cex="http://schemas.microsoft.com/office/word/2018/wordml/cex" xmlns:w16cid="http://schemas.microsoft.com/office/word/2016/wordml/cid" xmlns:w16="http://schemas.microsoft.com/office/word/2018/wordml" xmlns:w16du="http://schemas.microsoft.com/office/word/2023/wordml/word16du" xmlns:w16sdtdh="http://schemas.microsoft.com/office/word/2020/wordml/sdtdatahash" xmlns:w16sdtfl="http://schemas.microsoft.com/office/word/2024/wordml/sdtformatlock" xmlns:w16se="http://schemas.microsoft.com/office/word/2015/wordml/symex" xmlns:wpg="http://schemas.microsoft.com/office/word/2010/wordprocessingGroup" xmlns:wpi="http://schemas.microsoft.com/office/word/2010/wordprocessingInk" xmlns:wne="http://schemas.microsoft.com/office/word/2006/wordml" xmlns:wps="http://schemas.microsoft.com/office/word/2010/wordprocessingShape" mc:Ignorable="w14 w15 w16se w16cid w16 w16cex w16sdtdh w16sdtfl w16du wp14">
+<w:ftr xmlns:wpc="http://schemas.microsoft.com/office/word/2010/wordprocessingCanvas" xmlns:cx="http://schemas.microsoft.com/office/drawing/2014/chartex" xmlns:cx1="http://schemas.microsoft.com/office/drawing/2015/9/8/chartex" xmlns:cx2="http://schemas.microsoft.com/office/drawing/2015/10/21/chartex" xmlns:cx3="http://schemas.microsoft.com/office/drawing/2016/5/9/chartex" xmlns:cx4="http://schemas.microsoft.com/office/drawing/2016/5/10/chartex" xmlns:cx5="http://schemas.microsoft.com/office/drawing/2016/5/11/chartex" xmlns:cx6="http://schemas.microsoft.com/office/drawing/2016/5/12/chartex" xmlns:cx7="http://schemas.microsoft.com/office/drawing/2016/5/13/chartex" xmlns:cx8="http://schemas.microsoft.com/office/drawing/2016/5/14/chartex" xmlns:mc="http://schemas.openxmlformats.org/markup-compatibility/2006" xmlns:aink="http://schemas.microsoft.com/office/drawing/2016/ink" xmlns:am3d="http://schemas.microsoft.com/office/drawing/2017/model3d" xmlns:o="urn:schemas-microsoft-com:office:office" xmlns:oel="http://schemas.microsoft.com/office/2019/extlst" xmlns:r="http://schemas.openxmlformats.org/officeDocument/2006/relationships" xmlns:m="http://schemas.openxmlformats.org/officeDocument/2006/math" xmlns:v="urn:schemas-microsoft-com:vml" xmlns:wp14="http://schemas.microsoft.com/office/word/2010/wordprocessingDrawing" xmlns:wp="http://schemas.openxmlformats.org/drawingml/2006/wordprocessingDrawing" xmlns:w10="urn:schemas-microsoft-com:office:word" xmlns:w="http://schemas.openxmlformats.org/wordprocessingml/2006/main" xmlns:w14="http://schemas.microsoft.com/office/word/2010/wordml" xmlns:w15="http://schemas.microsoft.com/office/word/2012/wordml" xmlns:w16cex="http://schemas.microsoft.com/office/word/2018/wordml/cex" xmlns:w16cid="http://schemas.microsoft.com/office/word/2016/wordml/cid" xmlns:w16="http://schemas.microsoft.com/office/word/2018/wordml" xmlns:w16sdtdh="http://schemas.microsoft.com/office/word/2020/wordml/sdtdatahash" xmlns:w16se="http://schemas.microsoft.com/office/word/2015/wordml/symex" xmlns:wpg="http://schemas.microsoft.com/office/word/2010/wordprocessingGroup" xmlns:wpi="http://schemas.microsoft.com/office/word/2010/wordprocessingInk" xmlns:wne="http://schemas.microsoft.com/office/word/2006/wordml" xmlns:wps="http://schemas.microsoft.com/office/word/2010/wordprocessingShape" mc:Ignorable="w14 w15 w16se w16cid w16 w16cex w16sdtdh wp14">
   <w:p>
     <w:pPr>
       <w:jc w:val="center"/>
@@ -9769,7 +9637,7 @@
 </file>
 
 <file path=word/footnotes.xml><?xml version="1.0" encoding="utf-8"?>
-<w:footnotes xmlns:wpc="http://schemas.microsoft.com/office/word/2010/wordprocessingCanvas" xmlns:cx="http://schemas.microsoft.com/office/drawing/2014/chartex" xmlns:cx1="http://schemas.microsoft.com/office/drawing/2015/9/8/chartex" xmlns:cx2="http://schemas.microsoft.com/office/drawing/2015/10/21/chartex" xmlns:cx3="http://schemas.microsoft.com/office/drawing/2016/5/9/chartex" xmlns:cx4="http://schemas.microsoft.com/office/drawing/2016/5/10/chartex" xmlns:cx5="http://schemas.microsoft.com/office/drawing/2016/5/11/chartex" xmlns:cx6="http://schemas.microsoft.com/office/drawing/2016/5/12/chartex" xmlns:cx7="http://schemas.microsoft.com/office/drawing/2016/5/13/chartex" xmlns:cx8="http://schemas.microsoft.com/office/drawing/2016/5/14/chartex" xmlns:mc="http://schemas.openxmlformats.org/markup-compatibility/2006" xmlns:aink="http://schemas.microsoft.com/office/drawing/2016/ink" xmlns:am3d="http://schemas.microsoft.com/office/drawing/2017/model3d" xmlns:o="urn:schemas-microsoft-com:office:office" xmlns:oel="http://schemas.microsoft.com/office/2019/extlst" xmlns:r="http://schemas.openxmlformats.org/officeDocument/2006/relationships" xmlns:m="http://schemas.openxmlformats.org/officeDocument/2006/math" xmlns:v="urn:schemas-microsoft-com:vml" xmlns:wp14="http://schemas.microsoft.com/office/word/2010/wordprocessingDrawing" xmlns:wp="http://schemas.openxmlformats.org/drawingml/2006/wordprocessingDrawing" xmlns:w10="urn:schemas-microsoft-com:office:word" xmlns:w="http://schemas.openxmlformats.org/wordprocessingml/2006/main" xmlns:w14="http://schemas.microsoft.com/office/word/2010/wordml" xmlns:w15="http://schemas.microsoft.com/office/word/2012/wordml" xmlns:w16cex="http://schemas.microsoft.com/office/word/2018/wordml/cex" xmlns:w16cid="http://schemas.microsoft.com/office/word/2016/wordml/cid" xmlns:w16="http://schemas.microsoft.com/office/word/2018/wordml" xmlns:w16du="http://schemas.microsoft.com/office/word/2023/wordml/word16du" xmlns:w16sdtdh="http://schemas.microsoft.com/office/word/2020/wordml/sdtdatahash" xmlns:w16sdtfl="http://schemas.microsoft.com/office/word/2024/wordml/sdtformatlock" xmlns:w16se="http://schemas.microsoft.com/office/word/2015/wordml/symex" xmlns:wpg="http://schemas.microsoft.com/office/word/2010/wordprocessingGroup" xmlns:wpi="http://schemas.microsoft.com/office/word/2010/wordprocessingInk" xmlns:wne="http://schemas.microsoft.com/office/word/2006/wordml" xmlns:wps="http://schemas.microsoft.com/office/word/2010/wordprocessingShape" mc:Ignorable="w14 w15 w16se w16cid w16 w16cex w16sdtdh w16sdtfl w16du wp14">
+<w:footnotes xmlns:wpc="http://schemas.microsoft.com/office/word/2010/wordprocessingCanvas" xmlns:cx="http://schemas.microsoft.com/office/drawing/2014/chartex" xmlns:cx1="http://schemas.microsoft.com/office/drawing/2015/9/8/chartex" xmlns:cx2="http://schemas.microsoft.com/office/drawing/2015/10/21/chartex" xmlns:cx3="http://schemas.microsoft.com/office/drawing/2016/5/9/chartex" xmlns:cx4="http://schemas.microsoft.com/office/drawing/2016/5/10/chartex" xmlns:cx5="http://schemas.microsoft.com/office/drawing/2016/5/11/chartex" xmlns:cx6="http://schemas.microsoft.com/office/drawing/2016/5/12/chartex" xmlns:cx7="http://schemas.microsoft.com/office/drawing/2016/5/13/chartex" xmlns:cx8="http://schemas.microsoft.com/office/drawing/2016/5/14/chartex" xmlns:mc="http://schemas.openxmlformats.org/markup-compatibility/2006" xmlns:aink="http://schemas.microsoft.com/office/drawing/2016/ink" xmlns:am3d="http://schemas.microsoft.com/office/drawing/2017/model3d" xmlns:o="urn:schemas-microsoft-com:office:office" xmlns:oel="http://schemas.microsoft.com/office/2019/extlst" xmlns:r="http://schemas.openxmlformats.org/officeDocument/2006/relationships" xmlns:m="http://schemas.openxmlformats.org/officeDocument/2006/math" xmlns:v="urn:schemas-microsoft-com:vml" xmlns:wp14="http://schemas.microsoft.com/office/word/2010/wordprocessingDrawing" xmlns:wp="http://schemas.openxmlformats.org/drawingml/2006/wordprocessingDrawing" xmlns:w10="urn:schemas-microsoft-com:office:word" xmlns:w="http://schemas.openxmlformats.org/wordprocessingml/2006/main" xmlns:w14="http://schemas.microsoft.com/office/word/2010/wordml" xmlns:w15="http://schemas.microsoft.com/office/word/2012/wordml" xmlns:w16cex="http://schemas.microsoft.com/office/word/2018/wordml/cex" xmlns:w16cid="http://schemas.microsoft.com/office/word/2016/wordml/cid" xmlns:w16="http://schemas.microsoft.com/office/word/2018/wordml" xmlns:w16sdtdh="http://schemas.microsoft.com/office/word/2020/wordml/sdtdatahash" xmlns:w16se="http://schemas.microsoft.com/office/word/2015/wordml/symex" xmlns:wpg="http://schemas.microsoft.com/office/word/2010/wordprocessingGroup" xmlns:wpi="http://schemas.microsoft.com/office/word/2010/wordprocessingInk" xmlns:wne="http://schemas.microsoft.com/office/word/2006/wordml" xmlns:wps="http://schemas.microsoft.com/office/word/2010/wordprocessingShape" mc:Ignorable="w14 w15 w16se w16cid w16 w16cex w16sdtdh wp14">
   <w:footnote w:type="separator" w:id="-1">
     <w:p>
       <w:pPr>
@@ -9794,7 +9662,7 @@
 </file>
 
 <file path=word/styles.xml><?xml version="1.0" encoding="utf-8"?>
-<w:styles xmlns:mc="http://schemas.openxmlformats.org/markup-compatibility/2006" xmlns:r="http://schemas.openxmlformats.org/officeDocument/2006/relationships" xmlns:w="http://schemas.openxmlformats.org/wordprocessingml/2006/main" xmlns:w14="http://schemas.microsoft.com/office/word/2010/wordml" xmlns:w15="http://schemas.microsoft.com/office/word/2012/wordml" xmlns:w16cex="http://schemas.microsoft.com/office/word/2018/wordml/cex" xmlns:w16cid="http://schemas.microsoft.com/office/word/2016/wordml/cid" xmlns:w16="http://schemas.microsoft.com/office/word/2018/wordml" xmlns:w16du="http://schemas.microsoft.com/office/word/2023/wordml/word16du" xmlns:w16sdtdh="http://schemas.microsoft.com/office/word/2020/wordml/sdtdatahash" xmlns:w16sdtfl="http://schemas.microsoft.com/office/word/2024/wordml/sdtformatlock" xmlns:w16se="http://schemas.microsoft.com/office/word/2015/wordml/symex" mc:Ignorable="w14 w15 w16se w16cid w16 w16cex w16sdtdh w16sdtfl w16du">
+<w:styles xmlns:mc="http://schemas.openxmlformats.org/markup-compatibility/2006" xmlns:r="http://schemas.openxmlformats.org/officeDocument/2006/relationships" xmlns:w="http://schemas.openxmlformats.org/wordprocessingml/2006/main" xmlns:w14="http://schemas.microsoft.com/office/word/2010/wordml" xmlns:w15="http://schemas.microsoft.com/office/word/2012/wordml" xmlns:w16cex="http://schemas.microsoft.com/office/word/2018/wordml/cex" xmlns:w16cid="http://schemas.microsoft.com/office/word/2016/wordml/cid" xmlns:w16="http://schemas.microsoft.com/office/word/2018/wordml" xmlns:w16sdtdh="http://schemas.microsoft.com/office/word/2020/wordml/sdtdatahash" xmlns:w16se="http://schemas.microsoft.com/office/word/2015/wordml/symex" mc:Ignorable="w14 w15 w16se w16cid w16 w16cex w16sdtdh">
   <w:docDefaults>
     <w:rPrDefault>
       <w:rPr>
